--- a/ТЗ.docx
+++ b/ТЗ.docx
@@ -3050,9 +3050,9 @@
           <w:bCs/>
         </w:rPr>
       </w:pPr>
-      <w:bookmarkStart w:id="2" w:name="_Toc128474254"/>
-      <w:bookmarkStart w:id="3" w:name="_Toc74526610"/>
-      <w:bookmarkStart w:id="4" w:name="_Toc213602656"/>
+      <w:bookmarkStart w:id="2" w:name="_Toc213602656"/>
+      <w:bookmarkStart w:id="3" w:name="_Toc128474254"/>
+      <w:bookmarkStart w:id="4" w:name="_Toc74526610"/>
       <w:r>
         <w:rPr>
           <w:bCs/>
@@ -3060,7 +3060,7 @@
         <w:lastRenderedPageBreak/>
         <w:t>Термины и определения</w:t>
       </w:r>
-      <w:bookmarkEnd w:id="4"/>
+      <w:bookmarkEnd w:id="2"/>
     </w:p>
     <w:p>
       <w:r>
@@ -3329,7 +3329,35 @@
         <w:ind w:left="645" w:firstLine="206"/>
       </w:pPr>
       <w:r>
-        <w:t>поддерживать различные фреймворки для тестирования;</w:t>
+        <w:t xml:space="preserve">поддерживать </w:t>
+      </w:r>
+      <w:r>
+        <w:t>фреймворк</w:t>
+      </w:r>
+      <w:r>
+        <w:t xml:space="preserve">ов </w:t>
+      </w:r>
+      <w:proofErr w:type="spellStart"/>
+      <w:r>
+        <w:rPr>
+          <w:lang w:val="en-US"/>
+        </w:rPr>
+        <w:t>unittest</w:t>
+      </w:r>
+      <w:proofErr w:type="spellEnd"/>
+      <w:r>
+        <w:t xml:space="preserve"> и </w:t>
+      </w:r>
+      <w:proofErr w:type="spellStart"/>
+      <w:r>
+        <w:rPr>
+          <w:lang w:val="en-US"/>
+        </w:rPr>
+        <w:t>pytest</w:t>
+      </w:r>
+      <w:proofErr w:type="spellEnd"/>
+      <w:r>
+        <w:t xml:space="preserve"> для тестирования;</w:t>
       </w:r>
     </w:p>
     <w:p>
@@ -3559,9 +3587,131 @@
       </w:r>
     </w:p>
     <w:p>
-      <w:pPr>
-        <w:ind w:firstLine="709"/>
-      </w:pPr>
+      <w:r>
+        <w:t>Статистический анализ кода в рамках проекта подразумевает автоматическое извлечение метрик и характеристик из исходного кода без его выполнения. Целью является получение необходимой информации:</w:t>
+      </w:r>
+    </w:p>
+    <w:p>
+      <w:pPr>
+        <w:pStyle w:val="a"/>
+      </w:pPr>
+      <w:r>
+        <w:t>определение сложности функций и классов с помощью цикломатической сложности для определения зон, требующих пристального тестирования</w:t>
+      </w:r>
+      <w:r>
+        <w:t>;</w:t>
+      </w:r>
+    </w:p>
+    <w:p>
+      <w:pPr>
+        <w:pStyle w:val="a"/>
+      </w:pPr>
+      <w:r>
+        <w:t>выявление структуры: функции, классы, методы, возвращаемые типы, чтобы понять, что именно нужно тестировать</w:t>
+      </w:r>
+      <w:r>
+        <w:t>;</w:t>
+      </w:r>
+    </w:p>
+    <w:p>
+      <w:pPr>
+        <w:pStyle w:val="a"/>
+      </w:pPr>
+      <w:r>
+        <w:t xml:space="preserve">определение зависимостей и взаимосвязей между частями кода для генерации </w:t>
+      </w:r>
+      <w:proofErr w:type="spellStart"/>
+      <w:r>
+        <w:t>моков</w:t>
+      </w:r>
+      <w:proofErr w:type="spellEnd"/>
+      <w:r>
+        <w:t xml:space="preserve"> и изоляции тестируемых единиц</w:t>
+      </w:r>
+      <w:r>
+        <w:t>;</w:t>
+      </w:r>
+    </w:p>
+    <w:p>
+      <w:pPr>
+        <w:pStyle w:val="a"/>
+      </w:pPr>
+      <w:r>
+        <w:t>оценка потенциальных рисков</w:t>
+      </w:r>
+      <w:r>
+        <w:t xml:space="preserve"> для определения сложных </w:t>
+      </w:r>
+      <w:proofErr w:type="gramStart"/>
+      <w:r>
+        <w:t>зон</w:t>
+      </w:r>
+      <w:proofErr w:type="gramEnd"/>
+      <w:r>
+        <w:t xml:space="preserve"> где могут возникать сложности или ошибки.</w:t>
+      </w:r>
+    </w:p>
+    <w:p>
+      <w:r>
+        <w:t>Отчёт по анализу кода – это структурированное представление результатов статистического анализа, представляемое пользователю. Он включает в себя:</w:t>
+      </w:r>
+    </w:p>
+    <w:p>
+      <w:pPr>
+        <w:pStyle w:val="a"/>
+      </w:pPr>
+      <w:r>
+        <w:t>общую информацию о проекте: количество файлов и общее количество строк</w:t>
+      </w:r>
+      <w:r>
+        <w:t>;</w:t>
+      </w:r>
+    </w:p>
+    <w:p>
+      <w:pPr>
+        <w:pStyle w:val="a"/>
+      </w:pPr>
+      <w:r>
+        <w:t>метрики по файлу: имя файла, количество строк, количество функций и классов</w:t>
+      </w:r>
+      <w:r>
+        <w:t>;</w:t>
+      </w:r>
+    </w:p>
+    <w:p>
+      <w:pPr>
+        <w:pStyle w:val="a"/>
+      </w:pPr>
+      <w:r>
+        <w:t>метрики по функциям и классам: имя, количество строк, цикломатическая сложность, количество параметров, возвращаемый тип</w:t>
+      </w:r>
+      <w:r>
+        <w:t>;</w:t>
+      </w:r>
+    </w:p>
+    <w:p>
+      <w:pPr>
+        <w:pStyle w:val="a"/>
+      </w:pPr>
+      <w:r>
+        <w:t>список функций и классов с наивысшей цикломатической сложностью</w:t>
+      </w:r>
+      <w:r>
+        <w:t>;</w:t>
+      </w:r>
+    </w:p>
+    <w:p>
+      <w:pPr>
+        <w:pStyle w:val="a"/>
+      </w:pPr>
+      <w:r>
+        <w:t>зависимости: список внешних импортов, обнаруженных в файлах</w:t>
+      </w:r>
+      <w:r>
+        <w:t>.</w:t>
+      </w:r>
+    </w:p>
+    <w:p>
       <w:r>
         <w:t xml:space="preserve">Существуют следующие аналоги приложения: </w:t>
       </w:r>
@@ -3591,9 +3741,6 @@
       </w:r>
     </w:p>
     <w:p>
-      <w:pPr>
-        <w:ind w:firstLine="709"/>
-      </w:pPr>
       <w:r>
         <w:t>Достоинства:</w:t>
       </w:r>
@@ -3627,6 +3774,7 @@
         </w:numPr>
       </w:pPr>
       <w:r>
+        <w:lastRenderedPageBreak/>
         <w:t xml:space="preserve">поддержка сложных стратегий генерации и эффективное выявление скрытых багов. </w:t>
       </w:r>
     </w:p>
@@ -3798,7 +3946,6 @@
         </w:numPr>
       </w:pPr>
       <w:r>
-        <w:lastRenderedPageBreak/>
         <w:t xml:space="preserve">надёжность; </w:t>
       </w:r>
     </w:p>
@@ -4041,7 +4188,44 @@
         </w:numPr>
       </w:pPr>
       <w:r>
-        <w:t>формирование тестового кода в соответствии с выбранным фреймворком;</w:t>
+        <w:t xml:space="preserve">формирование тестового кода в соответствии с выбранным </w:t>
+      </w:r>
+      <w:r>
+        <w:t>фреймворк</w:t>
+      </w:r>
+      <w:r>
+        <w:t>ами</w:t>
+      </w:r>
+      <w:r>
+        <w:t xml:space="preserve"> </w:t>
+      </w:r>
+      <w:proofErr w:type="spellStart"/>
+      <w:r>
+        <w:rPr>
+          <w:lang w:val="en-US"/>
+        </w:rPr>
+        <w:t>unittest</w:t>
+      </w:r>
+      <w:proofErr w:type="spellEnd"/>
+      <w:r>
+        <w:t xml:space="preserve"> и</w:t>
+      </w:r>
+      <w:r>
+        <w:t>ли</w:t>
+      </w:r>
+      <w:r>
+        <w:t xml:space="preserve"> </w:t>
+      </w:r>
+      <w:proofErr w:type="spellStart"/>
+      <w:r>
+        <w:rPr>
+          <w:lang w:val="en-US"/>
+        </w:rPr>
+        <w:t>pytest</w:t>
+      </w:r>
+      <w:proofErr w:type="spellEnd"/>
+      <w:r>
+        <w:t>;</w:t>
       </w:r>
     </w:p>
     <w:p>
@@ -4096,6 +4280,8 @@
           <w:numId w:val="9"/>
         </w:numPr>
       </w:pPr>
+      <w:bookmarkStart w:id="17" w:name="_GoBack"/>
+      <w:bookmarkEnd w:id="17"/>
       <w:r>
         <w:t>предоставление возможности настройки параметров генерации;</w:t>
       </w:r>
@@ -4193,14 +4379,14 @@
           <w:bCs/>
         </w:rPr>
       </w:pPr>
-      <w:bookmarkStart w:id="17" w:name="_Toc213602669"/>
+      <w:bookmarkStart w:id="18" w:name="_Toc213602669"/>
       <w:r>
         <w:rPr>
           <w:bCs/>
         </w:rPr>
         <w:t>Требования к показателям назначения</w:t>
       </w:r>
-      <w:bookmarkEnd w:id="17"/>
+      <w:bookmarkEnd w:id="18"/>
     </w:p>
     <w:p>
       <w:r>
@@ -4260,14 +4446,14 @@
           <w:bCs/>
         </w:rPr>
       </w:pPr>
-      <w:bookmarkStart w:id="18" w:name="_Toc213602670"/>
+      <w:bookmarkStart w:id="19" w:name="_Toc213602670"/>
       <w:r>
         <w:rPr>
           <w:bCs/>
         </w:rPr>
         <w:t>Требования к технологическому стеку</w:t>
       </w:r>
-      <w:bookmarkEnd w:id="18"/>
+      <w:bookmarkEnd w:id="19"/>
     </w:p>
     <w:p>
       <w:r>
@@ -4407,16 +4593,16 @@
           <w:bCs/>
         </w:rPr>
       </w:pPr>
-      <w:bookmarkStart w:id="19" w:name="_Toc182318692"/>
-      <w:bookmarkStart w:id="20" w:name="_Toc213602671"/>
+      <w:bookmarkStart w:id="20" w:name="_Toc182318692"/>
+      <w:bookmarkStart w:id="21" w:name="_Toc213602671"/>
       <w:r>
         <w:rPr>
           <w:bCs/>
         </w:rPr>
         <w:t>Требования к пользовательскому интерфейсу</w:t>
       </w:r>
-      <w:bookmarkEnd w:id="19"/>
       <w:bookmarkEnd w:id="20"/>
+      <w:bookmarkEnd w:id="21"/>
     </w:p>
     <w:p>
       <w:r>
@@ -4737,9 +4923,6 @@
     <w:p>
       <w:pPr>
         <w:spacing w:before="0"/>
-        <w:rPr>
-          <w:lang w:val="en-US"/>
-        </w:rPr>
       </w:pPr>
       <w:r>
         <w:t xml:space="preserve">2 – поле ввода пароля </w:t>
@@ -4748,9 +4931,6 @@
         <w:t>пользователя</w:t>
       </w:r>
       <w:r>
-        <w:rPr>
-          <w:lang w:val="en-US"/>
-        </w:rPr>
         <w:t>;</w:t>
       </w:r>
     </w:p>
@@ -5397,13 +5577,8 @@
         <w:t xml:space="preserve">(рис. </w:t>
       </w:r>
       <w:r>
-        <w:rPr>
-          <w:lang w:val="en-US"/>
-        </w:rPr>
         <w:t>6</w:t>
       </w:r>
-      <w:bookmarkStart w:id="21" w:name="_GoBack"/>
-      <w:bookmarkEnd w:id="21"/>
       <w:r>
         <w:t>).</w:t>
       </w:r>
@@ -6439,17 +6614,6 @@
         <w:pStyle w:val="a"/>
       </w:pPr>
       <w:r>
-        <w:t>свободное место на диске 1 Гб</w:t>
-      </w:r>
-      <w:r>
-        <w:t>;</w:t>
-      </w:r>
-    </w:p>
-    <w:p>
-      <w:pPr>
-        <w:pStyle w:val="a"/>
-      </w:pPr>
-      <w:r>
         <w:t>подключение к сети Интернет.</w:t>
       </w:r>
     </w:p>
@@ -6480,7 +6644,6 @@
         <w:ind w:left="645" w:firstLine="206"/>
       </w:pPr>
       <w:r>
-        <w:lastRenderedPageBreak/>
         <w:t>система должна осуществлять регулярное резервное копирование данных;</w:t>
       </w:r>
     </w:p>
@@ -6490,6 +6653,7 @@
         <w:ind w:left="645" w:firstLine="206"/>
       </w:pPr>
       <w:r>
+        <w:lastRenderedPageBreak/>
         <w:t>критические ошибки должны обрабатываться корректно, не приводя к полному падению приложения;</w:t>
       </w:r>
     </w:p>
@@ -7862,8 +8026,8 @@
         <w:lastRenderedPageBreak/>
         <w:t>Требования к документированию</w:t>
       </w:r>
-      <w:bookmarkEnd w:id="2"/>
       <w:bookmarkEnd w:id="3"/>
+      <w:bookmarkEnd w:id="4"/>
       <w:bookmarkEnd w:id="33"/>
     </w:p>
     <w:p>
@@ -10131,6 +10295,7 @@
   <w:style w:type="character" w:default="1" w:styleId="a1">
     <w:name w:val="Default Paragraph Font"/>
     <w:uiPriority w:val="1"/>
+    <w:semiHidden/>
     <w:unhideWhenUsed/>
   </w:style>
   <w:style w:type="table" w:default="1" w:styleId="a2">

--- a/ТЗ.docx
+++ b/ТЗ.docx
@@ -609,6 +609,7 @@
           <w:docPartUnique/>
         </w:docPartObj>
       </w:sdtPr>
+      <w:sdtEndPr/>
       <w:sdtContent>
         <w:p>
           <w:pPr>
@@ -3006,7 +3007,6 @@
         <w:rPr>
           <w:bCs/>
         </w:rPr>
-        <w:lastRenderedPageBreak/>
         <w:t>Введение</w:t>
       </w:r>
       <w:bookmarkEnd w:id="1"/>
@@ -3057,7 +3057,6 @@
         <w:rPr>
           <w:bCs/>
         </w:rPr>
-        <w:lastRenderedPageBreak/>
         <w:t>Термины и определения</w:t>
       </w:r>
       <w:bookmarkEnd w:id="2"/>
@@ -3115,7 +3114,6 @@
         <w:rPr>
           <w:bCs/>
         </w:rPr>
-        <w:lastRenderedPageBreak/>
         <w:t>Перечень сокращений</w:t>
       </w:r>
       <w:bookmarkEnd w:id="5"/>
@@ -3177,7 +3175,6 @@
         <w:rPr>
           <w:bCs/>
         </w:rPr>
-        <w:lastRenderedPageBreak/>
         <w:t>Основные сведения о разработке</w:t>
       </w:r>
       <w:bookmarkEnd w:id="6"/>
@@ -3262,7 +3259,15 @@
     </w:p>
     <w:p>
       <w:r>
-        <w:t>Целью разработки является повышение качества программного обеспечения за счёт автоматизации создания юнит-тестов с использование статистического анализа и исскуственного интеллекта</w:t>
+        <w:t xml:space="preserve">Целью разработки является повышение качества программного обеспечения за счёт автоматизации создания юнит-тестов с использование статистического анализа и </w:t>
+      </w:r>
+      <w:proofErr w:type="spellStart"/>
+      <w:r>
+        <w:t>искуственного</w:t>
+      </w:r>
+      <w:proofErr w:type="spellEnd"/>
+      <w:r>
+        <w:t xml:space="preserve"> интеллекта</w:t>
       </w:r>
     </w:p>
     <w:p>
@@ -3486,7 +3491,6 @@
         <w:rPr>
           <w:bCs/>
         </w:rPr>
-        <w:lastRenderedPageBreak/>
         <w:t>Назначение разработки</w:t>
       </w:r>
       <w:bookmarkEnd w:id="11"/>
@@ -3562,7 +3566,6 @@
         <w:rPr>
           <w:bCs/>
         </w:rPr>
-        <w:lastRenderedPageBreak/>
         <w:t>Описание предметной области</w:t>
       </w:r>
       <w:bookmarkEnd w:id="14"/>
@@ -3774,7 +3777,6 @@
         </w:numPr>
       </w:pPr>
       <w:r>
-        <w:lastRenderedPageBreak/>
         <w:t xml:space="preserve">поддержка сложных стратегий генерации и эффективное выявление скрытых багов. </w:t>
       </w:r>
     </w:p>
@@ -4039,7 +4041,6 @@
         <w:rPr>
           <w:bCs/>
         </w:rPr>
-        <w:lastRenderedPageBreak/>
         <w:t>Требования к результатам разработки</w:t>
       </w:r>
       <w:bookmarkEnd w:id="15"/>
@@ -4280,8 +4281,6 @@
           <w:numId w:val="9"/>
         </w:numPr>
       </w:pPr>
-      <w:bookmarkStart w:id="17" w:name="_GoBack"/>
-      <w:bookmarkEnd w:id="17"/>
       <w:r>
         <w:t>предоставление возможности настройки параметров генерации;</w:t>
       </w:r>
@@ -4379,14 +4378,14 @@
           <w:bCs/>
         </w:rPr>
       </w:pPr>
-      <w:bookmarkStart w:id="18" w:name="_Toc213602669"/>
+      <w:bookmarkStart w:id="17" w:name="_Toc213602669"/>
       <w:r>
         <w:rPr>
           <w:bCs/>
         </w:rPr>
         <w:t>Требования к показателям назначения</w:t>
       </w:r>
-      <w:bookmarkEnd w:id="18"/>
+      <w:bookmarkEnd w:id="17"/>
     </w:p>
     <w:p>
       <w:r>
@@ -4408,7 +4407,6 @@
         <w:ind w:left="645" w:firstLine="206"/>
       </w:pPr>
       <w:r>
-        <w:lastRenderedPageBreak/>
         <w:t>интерфейс должен корректно отображаться на устройствах с разным разрешением экрана;</w:t>
       </w:r>
     </w:p>
@@ -4446,14 +4444,14 @@
           <w:bCs/>
         </w:rPr>
       </w:pPr>
-      <w:bookmarkStart w:id="19" w:name="_Toc213602670"/>
+      <w:bookmarkStart w:id="18" w:name="_Toc213602670"/>
       <w:r>
         <w:rPr>
           <w:bCs/>
         </w:rPr>
         <w:t>Требования к технологическому стеку</w:t>
       </w:r>
-      <w:bookmarkEnd w:id="19"/>
+      <w:bookmarkEnd w:id="18"/>
     </w:p>
     <w:p>
       <w:r>
@@ -4593,16 +4591,16 @@
           <w:bCs/>
         </w:rPr>
       </w:pPr>
-      <w:bookmarkStart w:id="20" w:name="_Toc182318692"/>
-      <w:bookmarkStart w:id="21" w:name="_Toc213602671"/>
+      <w:bookmarkStart w:id="19" w:name="_Toc182318692"/>
+      <w:bookmarkStart w:id="20" w:name="_Toc213602671"/>
       <w:r>
         <w:rPr>
           <w:bCs/>
         </w:rPr>
         <w:t>Требования к пользовательскому интерфейсу</w:t>
       </w:r>
+      <w:bookmarkEnd w:id="19"/>
       <w:bookmarkEnd w:id="20"/>
-      <w:bookmarkEnd w:id="21"/>
     </w:p>
     <w:p>
       <w:r>
@@ -4751,7 +4749,6 @@
         <w:spacing w:before="0"/>
       </w:pPr>
       <w:r>
-        <w:lastRenderedPageBreak/>
         <w:t>2 – поле ввода логина пользователя;</w:t>
       </w:r>
     </w:p>
@@ -5087,7 +5084,6 @@
         <w:spacing w:before="0"/>
       </w:pPr>
       <w:r>
-        <w:lastRenderedPageBreak/>
         <w:t>На рисунке 3 цифрами обозначены:</w:t>
       </w:r>
     </w:p>
@@ -5368,7 +5364,6 @@
         <w:br w:type="column"/>
       </w:r>
       <w:r>
-        <w:lastRenderedPageBreak/>
         <w:t xml:space="preserve">Прототип экранной формы </w:t>
       </w:r>
       <w:r>
@@ -5709,7 +5704,6 @@
         <w:spacing w:before="0"/>
       </w:pPr>
       <w:r>
-        <w:lastRenderedPageBreak/>
         <w:t>На рисунке 6 цифрами обозначены:</w:t>
       </w:r>
     </w:p>
@@ -5953,7 +5947,6 @@
         <w:br w:type="column"/>
       </w:r>
       <w:r>
-        <w:lastRenderedPageBreak/>
         <w:t xml:space="preserve">Прототип экранной формы </w:t>
       </w:r>
       <w:r>
@@ -6147,35 +6140,35 @@
           <w:bCs/>
         </w:rPr>
       </w:pPr>
-      <w:bookmarkStart w:id="22" w:name="_Toc213602672"/>
+      <w:bookmarkStart w:id="21" w:name="_Toc213602672"/>
       <w:r>
         <w:rPr>
           <w:bCs/>
         </w:rPr>
         <w:t>Требования к видам обеспечения</w:t>
       </w:r>
+      <w:bookmarkEnd w:id="21"/>
+    </w:p>
+    <w:p>
+      <w:r>
+        <w:t>В данном подразделе содержатся требования к видам обеспечения настоящей разработки.</w:t>
+      </w:r>
+    </w:p>
+    <w:p>
+      <w:pPr>
+        <w:pStyle w:val="3"/>
+        <w:rPr>
+          <w:bCs/>
+        </w:rPr>
+      </w:pPr>
+      <w:bookmarkStart w:id="22" w:name="_Toc213602673"/>
+      <w:r>
+        <w:rPr>
+          <w:bCs/>
+        </w:rPr>
+        <w:t>Требования к математическому обеспечению</w:t>
+      </w:r>
       <w:bookmarkEnd w:id="22"/>
-    </w:p>
-    <w:p>
-      <w:r>
-        <w:t>В данном подразделе содержатся требования к видам обеспечения настоящей разработки.</w:t>
-      </w:r>
-    </w:p>
-    <w:p>
-      <w:pPr>
-        <w:pStyle w:val="3"/>
-        <w:rPr>
-          <w:bCs/>
-        </w:rPr>
-      </w:pPr>
-      <w:bookmarkStart w:id="23" w:name="_Toc213602673"/>
-      <w:r>
-        <w:rPr>
-          <w:bCs/>
-        </w:rPr>
-        <w:t>Требования к математическому обеспечению</w:t>
-      </w:r>
-      <w:bookmarkEnd w:id="23"/>
     </w:p>
     <w:p>
       <w:r>
@@ -6250,7 +6243,6 @@
         <w:rPr>
           <w:lang w:val="en-US"/>
         </w:rPr>
-        <w:lastRenderedPageBreak/>
         <w:t>P</w:t>
       </w:r>
       <w:r>
@@ -6474,147 +6466,243 @@
           <w:bCs/>
         </w:rPr>
       </w:pPr>
-      <w:bookmarkStart w:id="24" w:name="_Toc213602674"/>
+      <w:bookmarkStart w:id="23" w:name="_Toc213602674"/>
       <w:r>
         <w:rPr>
           <w:bCs/>
         </w:rPr>
         <w:t>Требования к информационному обеспечению</w:t>
       </w:r>
+      <w:bookmarkEnd w:id="23"/>
+    </w:p>
+    <w:p>
+      <w:r>
+        <w:t>В данном пункте содержатся требования к информационному обеспечению настоящей разработки.</w:t>
+      </w:r>
+    </w:p>
+    <w:p>
+      <w:pPr>
+        <w:pStyle w:val="4"/>
+        <w:rPr>
+          <w:bCs/>
+        </w:rPr>
+      </w:pPr>
+      <w:r>
+        <w:rPr>
+          <w:bCs/>
+        </w:rPr>
+        <w:t>Требования к форматам хранения данных</w:t>
+      </w:r>
+    </w:p>
+    <w:p>
+      <w:r>
+        <w:t xml:space="preserve">Данные должны храниться в реляционной БД </w:t>
+      </w:r>
+      <w:proofErr w:type="spellStart"/>
+      <w:r>
+        <w:t>PostgreSQL</w:t>
+      </w:r>
+      <w:proofErr w:type="spellEnd"/>
+      <w:r>
+        <w:t>. Структура БД должна быть нормализована.</w:t>
+      </w:r>
+    </w:p>
+    <w:p>
+      <w:pPr>
+        <w:pStyle w:val="4"/>
+        <w:rPr>
+          <w:bCs/>
+        </w:rPr>
+      </w:pPr>
+      <w:r>
+        <w:rPr>
+          <w:bCs/>
+        </w:rPr>
+        <w:t>Требования к лингвистическому обеспечению</w:t>
+      </w:r>
+    </w:p>
+    <w:p>
+      <w:r>
+        <w:t>Языком пользовательского интерфейса должен быть русский.</w:t>
+      </w:r>
+    </w:p>
+    <w:p>
+      <w:pPr>
+        <w:pStyle w:val="3"/>
+        <w:rPr>
+          <w:bCs/>
+        </w:rPr>
+      </w:pPr>
+      <w:bookmarkStart w:id="24" w:name="_Toc213602675"/>
+      <w:r>
+        <w:rPr>
+          <w:bCs/>
+        </w:rPr>
+        <w:t>Требования к метрологическому обеспечению</w:t>
+      </w:r>
       <w:bookmarkEnd w:id="24"/>
     </w:p>
     <w:p>
       <w:r>
-        <w:t>В данном пункте содержатся требования к информационному обеспечению настоящей разработки.</w:t>
-      </w:r>
-    </w:p>
-    <w:p>
-      <w:pPr>
-        <w:pStyle w:val="4"/>
+        <w:t>Требования к метрологическому обеспечению настоящей разработки не предъявляются.</w:t>
+      </w:r>
+    </w:p>
+    <w:p>
+      <w:pPr>
+        <w:pStyle w:val="3"/>
         <w:rPr>
           <w:bCs/>
         </w:rPr>
       </w:pPr>
+      <w:bookmarkStart w:id="25" w:name="_Toc213602676"/>
       <w:r>
         <w:rPr>
           <w:bCs/>
         </w:rPr>
-        <w:t>Требования к форматам хранения данных</w:t>
-      </w:r>
-    </w:p>
-    <w:p>
-      <w:r>
-        <w:t xml:space="preserve">Данные должны храниться в реляционной БД </w:t>
+        <w:t>Требования к техническому обеспечению</w:t>
+      </w:r>
+      <w:bookmarkEnd w:id="25"/>
+    </w:p>
+    <w:p>
+      <w:r>
+        <w:t>К вычислительной технике в рамках настоящей разработки предъявляются следующие минимальные требования:</w:t>
+      </w:r>
+    </w:p>
+    <w:p>
+      <w:pPr>
+        <w:pStyle w:val="a"/>
+        <w:rPr>
+          <w:lang w:val="en-US"/>
+        </w:rPr>
+      </w:pPr>
+      <w:r>
+        <w:t>веб</w:t>
+      </w:r>
+      <w:r>
+        <w:rPr>
+          <w:lang w:val="en-US"/>
+        </w:rPr>
+        <w:t>-</w:t>
+      </w:r>
+      <w:r>
+        <w:t>браузер</w:t>
+      </w:r>
+      <w:r>
+        <w:rPr>
+          <w:lang w:val="en-US"/>
+        </w:rPr>
+        <w:t xml:space="preserve">: </w:t>
+      </w:r>
+      <w:r>
+        <w:rPr>
+          <w:lang w:val="en-US"/>
+        </w:rPr>
+        <w:t>Opera</w:t>
+      </w:r>
+      <w:r>
+        <w:rPr>
+          <w:lang w:val="en-US"/>
+        </w:rPr>
+        <w:t xml:space="preserve">, Chrome, </w:t>
       </w:r>
       <w:proofErr w:type="spellStart"/>
       <w:r>
-        <w:t>PostgreSQL</w:t>
+        <w:rPr>
+          <w:lang w:val="en-US"/>
+        </w:rPr>
+        <w:t>FireFox</w:t>
       </w:r>
       <w:proofErr w:type="spellEnd"/>
       <w:r>
-        <w:t>. Структура БД должна быть нормализована.</w:t>
-      </w:r>
-    </w:p>
-    <w:p>
-      <w:pPr>
-        <w:pStyle w:val="4"/>
-        <w:rPr>
-          <w:bCs/>
-        </w:rPr>
-      </w:pPr>
-      <w:r>
-        <w:rPr>
-          <w:bCs/>
-        </w:rPr>
-        <w:t>Требования к лингвистическому обеспечению</w:t>
-      </w:r>
-    </w:p>
-    <w:p>
-      <w:r>
-        <w:t>Языком пользовательского интерфейса должен быть русский.</w:t>
-      </w:r>
-    </w:p>
-    <w:p>
-      <w:pPr>
-        <w:pStyle w:val="3"/>
-        <w:rPr>
-          <w:bCs/>
-        </w:rPr>
-      </w:pPr>
-      <w:bookmarkStart w:id="25" w:name="_Toc213602675"/>
-      <w:r>
-        <w:rPr>
-          <w:bCs/>
-        </w:rPr>
-        <w:t>Требования к метрологическому обеспечению</w:t>
-      </w:r>
-      <w:bookmarkEnd w:id="25"/>
-    </w:p>
-    <w:p>
-      <w:r>
-        <w:t>Требования к метрологическому обеспечению настоящей разработки не предъявляются.</w:t>
-      </w:r>
-    </w:p>
-    <w:p>
-      <w:pPr>
-        <w:pStyle w:val="3"/>
-        <w:rPr>
-          <w:bCs/>
-        </w:rPr>
-      </w:pPr>
-      <w:bookmarkStart w:id="26" w:name="_Toc213602676"/>
-      <w:r>
-        <w:rPr>
-          <w:bCs/>
-        </w:rPr>
-        <w:t>Требования к техническому обеспечению</w:t>
-      </w:r>
+        <w:rPr>
+          <w:lang w:val="en-US"/>
+        </w:rPr>
+        <w:t>;</w:t>
+      </w:r>
+    </w:p>
+    <w:p>
+      <w:pPr>
+        <w:pStyle w:val="a"/>
+      </w:pPr>
+      <w:r>
+        <w:t xml:space="preserve">операционная система: </w:t>
+      </w:r>
+      <w:proofErr w:type="spellStart"/>
+      <w:r>
+        <w:t>Windows</w:t>
+      </w:r>
+      <w:proofErr w:type="spellEnd"/>
+      <w:r>
+        <w:t xml:space="preserve"> 10</w:t>
+      </w:r>
+      <w:r>
+        <w:t xml:space="preserve"> </w:t>
+      </w:r>
+      <w:r>
+        <w:t xml:space="preserve">или выше, </w:t>
+      </w:r>
+      <w:proofErr w:type="spellStart"/>
+      <w:r>
+        <w:t>Linux</w:t>
+      </w:r>
+      <w:proofErr w:type="spellEnd"/>
+      <w:r>
+        <w:t>;</w:t>
+      </w:r>
+    </w:p>
+    <w:p>
+      <w:pPr>
+        <w:pStyle w:val="a"/>
+      </w:pPr>
+      <w:r>
+        <w:t>диагональ экрана</w:t>
+      </w:r>
+      <w:r>
+        <w:t>: не менее</w:t>
+      </w:r>
+      <w:r>
+        <w:t xml:space="preserve"> 8 дюймов;</w:t>
+      </w:r>
+    </w:p>
+    <w:p>
+      <w:pPr>
+        <w:pStyle w:val="a"/>
+      </w:pPr>
+      <w:r>
+        <w:t>оперативная память объемом 4 Гб;</w:t>
+      </w:r>
+    </w:p>
+    <w:p>
+      <w:pPr>
+        <w:pStyle w:val="a"/>
+      </w:pPr>
+      <w:r>
+        <w:t xml:space="preserve">подключение к сети </w:t>
+      </w:r>
+      <w:r>
+        <w:t>и</w:t>
+      </w:r>
+      <w:r>
+        <w:t>нтернет</w:t>
+      </w:r>
+      <w:r>
+        <w:rPr>
+          <w:lang w:val="en-US"/>
+        </w:rPr>
+        <w:t>;</w:t>
+      </w:r>
+    </w:p>
+    <w:p>
+      <w:pPr>
+        <w:pStyle w:val="a"/>
+      </w:pPr>
+      <w:r>
+        <w:t>наличие клави</w:t>
+      </w:r>
+      <w:bookmarkStart w:id="26" w:name="_GoBack"/>
       <w:bookmarkEnd w:id="26"/>
-    </w:p>
-    <w:p>
-      <w:r>
-        <w:t>К вычислительной технике в рамках настоящей разработки предъявляются следующие минимальные требования:</w:t>
-      </w:r>
-    </w:p>
-    <w:p>
-      <w:pPr>
-        <w:pStyle w:val="a"/>
-      </w:pPr>
-      <w:r>
-        <w:t xml:space="preserve">браузер: </w:t>
-      </w:r>
-      <w:r>
-        <w:rPr>
-          <w:lang w:val="en-US"/>
-        </w:rPr>
-        <w:t>Opera</w:t>
-      </w:r>
-      <w:r>
-        <w:t>;</w:t>
-      </w:r>
-    </w:p>
-    <w:p>
-      <w:pPr>
-        <w:pStyle w:val="a"/>
-      </w:pPr>
-      <w:r>
-        <w:t>диагональ экрана 8 дюймов;</w:t>
-      </w:r>
-    </w:p>
-    <w:p>
-      <w:pPr>
-        <w:pStyle w:val="a"/>
-      </w:pPr>
-      <w:r>
-        <w:t>оперативная память объемом 4 Гб;</w:t>
-      </w:r>
-    </w:p>
-    <w:p>
-      <w:pPr>
-        <w:pStyle w:val="a"/>
-      </w:pPr>
-      <w:r>
-        <w:t>подключение к сети Интернет.</w:t>
+      <w:r>
+        <w:t>атуры и указательного устройства.</w:t>
       </w:r>
     </w:p>
     <w:p>
@@ -6653,7 +6741,6 @@
         <w:ind w:left="645" w:firstLine="206"/>
       </w:pPr>
       <w:r>
-        <w:lastRenderedPageBreak/>
         <w:t>критические ошибки должны обрабатываться корректно, не приводя к полному падению приложения;</w:t>
       </w:r>
     </w:p>
@@ -6830,7 +6917,6 @@
         <w:rPr>
           <w:bCs/>
         </w:rPr>
-        <w:lastRenderedPageBreak/>
         <w:t>Состав и содержание работ</w:t>
       </w:r>
       <w:bookmarkEnd w:id="31"/>
@@ -6962,7 +7048,6 @@
         <w:rPr>
           <w:bCs/>
         </w:rPr>
-        <w:lastRenderedPageBreak/>
         <w:t>Порядок разработки</w:t>
       </w:r>
       <w:bookmarkEnd w:id="32"/>
@@ -7811,7 +7896,6 @@
               <w:pStyle w:val="vgutTableText0"/>
             </w:pPr>
             <w:r>
-              <w:lastRenderedPageBreak/>
               <w:t>7</w:t>
             </w:r>
           </w:p>
@@ -8023,7 +8107,6 @@
         <w:rPr>
           <w:bCs/>
         </w:rPr>
-        <w:lastRenderedPageBreak/>
         <w:t>Требования к документированию</w:t>
       </w:r>
       <w:bookmarkEnd w:id="3"/>
@@ -8134,7 +8217,6 @@
         <w:rPr>
           <w:bCs/>
         </w:rPr>
-        <w:lastRenderedPageBreak/>
         <w:t>Требования к приемно-сдаточным процедурам</w:t>
       </w:r>
       <w:bookmarkEnd w:id="35"/>
@@ -9435,6 +9517,119 @@
     </w:lvl>
   </w:abstractNum>
   <w:abstractNum w:abstractNumId="11" w15:restartNumberingAfterBreak="0">
+    <w:nsid w:val="7BC875D5"/>
+    <w:multiLevelType w:val="hybridMultilevel"/>
+    <w:tmpl w:val="9BC699DC"/>
+    <w:lvl w:ilvl="0" w:tplc="145ECC2A">
+      <w:start w:val="1"/>
+      <w:numFmt w:val="bullet"/>
+      <w:lvlText w:val=""/>
+      <w:lvlJc w:val="left"/>
+      <w:pPr>
+        <w:ind w:left="1571" w:hanging="360"/>
+      </w:pPr>
+      <w:rPr>
+        <w:rFonts w:ascii="Symbol" w:hAnsi="Symbol" w:hint="default"/>
+      </w:rPr>
+    </w:lvl>
+    <w:lvl w:ilvl="1" w:tplc="04190003" w:tentative="1">
+      <w:start w:val="1"/>
+      <w:numFmt w:val="bullet"/>
+      <w:lvlText w:val="o"/>
+      <w:lvlJc w:val="left"/>
+      <w:pPr>
+        <w:ind w:left="2291" w:hanging="360"/>
+      </w:pPr>
+      <w:rPr>
+        <w:rFonts w:ascii="Courier New" w:hAnsi="Courier New" w:cs="Courier New" w:hint="default"/>
+      </w:rPr>
+    </w:lvl>
+    <w:lvl w:ilvl="2" w:tplc="04190005" w:tentative="1">
+      <w:start w:val="1"/>
+      <w:numFmt w:val="bullet"/>
+      <w:lvlText w:val=""/>
+      <w:lvlJc w:val="left"/>
+      <w:pPr>
+        <w:ind w:left="3011" w:hanging="360"/>
+      </w:pPr>
+      <w:rPr>
+        <w:rFonts w:ascii="Wingdings" w:hAnsi="Wingdings" w:hint="default"/>
+      </w:rPr>
+    </w:lvl>
+    <w:lvl w:ilvl="3" w:tplc="04190001" w:tentative="1">
+      <w:start w:val="1"/>
+      <w:numFmt w:val="bullet"/>
+      <w:lvlText w:val=""/>
+      <w:lvlJc w:val="left"/>
+      <w:pPr>
+        <w:ind w:left="3731" w:hanging="360"/>
+      </w:pPr>
+      <w:rPr>
+        <w:rFonts w:ascii="Symbol" w:hAnsi="Symbol" w:hint="default"/>
+      </w:rPr>
+    </w:lvl>
+    <w:lvl w:ilvl="4" w:tplc="04190003" w:tentative="1">
+      <w:start w:val="1"/>
+      <w:numFmt w:val="bullet"/>
+      <w:lvlText w:val="o"/>
+      <w:lvlJc w:val="left"/>
+      <w:pPr>
+        <w:ind w:left="4451" w:hanging="360"/>
+      </w:pPr>
+      <w:rPr>
+        <w:rFonts w:ascii="Courier New" w:hAnsi="Courier New" w:cs="Courier New" w:hint="default"/>
+      </w:rPr>
+    </w:lvl>
+    <w:lvl w:ilvl="5" w:tplc="04190005" w:tentative="1">
+      <w:start w:val="1"/>
+      <w:numFmt w:val="bullet"/>
+      <w:lvlText w:val=""/>
+      <w:lvlJc w:val="left"/>
+      <w:pPr>
+        <w:ind w:left="5171" w:hanging="360"/>
+      </w:pPr>
+      <w:rPr>
+        <w:rFonts w:ascii="Wingdings" w:hAnsi="Wingdings" w:hint="default"/>
+      </w:rPr>
+    </w:lvl>
+    <w:lvl w:ilvl="6" w:tplc="04190001" w:tentative="1">
+      <w:start w:val="1"/>
+      <w:numFmt w:val="bullet"/>
+      <w:lvlText w:val=""/>
+      <w:lvlJc w:val="left"/>
+      <w:pPr>
+        <w:ind w:left="5891" w:hanging="360"/>
+      </w:pPr>
+      <w:rPr>
+        <w:rFonts w:ascii="Symbol" w:hAnsi="Symbol" w:hint="default"/>
+      </w:rPr>
+    </w:lvl>
+    <w:lvl w:ilvl="7" w:tplc="04190003" w:tentative="1">
+      <w:start w:val="1"/>
+      <w:numFmt w:val="bullet"/>
+      <w:lvlText w:val="o"/>
+      <w:lvlJc w:val="left"/>
+      <w:pPr>
+        <w:ind w:left="6611" w:hanging="360"/>
+      </w:pPr>
+      <w:rPr>
+        <w:rFonts w:ascii="Courier New" w:hAnsi="Courier New" w:cs="Courier New" w:hint="default"/>
+      </w:rPr>
+    </w:lvl>
+    <w:lvl w:ilvl="8" w:tplc="04190005" w:tentative="1">
+      <w:start w:val="1"/>
+      <w:numFmt w:val="bullet"/>
+      <w:lvlText w:val=""/>
+      <w:lvlJc w:val="left"/>
+      <w:pPr>
+        <w:ind w:left="7331" w:hanging="360"/>
+      </w:pPr>
+      <w:rPr>
+        <w:rFonts w:ascii="Wingdings" w:hAnsi="Wingdings" w:hint="default"/>
+      </w:rPr>
+    </w:lvl>
+  </w:abstractNum>
+  <w:abstractNum w:abstractNumId="12" w15:restartNumberingAfterBreak="0">
     <w:nsid w:val="7DB614F4"/>
     <w:multiLevelType w:val="hybridMultilevel"/>
     <w:tmpl w:val="F61EA664"/>
@@ -9596,7 +9791,7 @@
     <w:abstractNumId w:val="8"/>
   </w:num>
   <w:num w:numId="8">
-    <w:abstractNumId w:val="11"/>
+    <w:abstractNumId w:val="12"/>
   </w:num>
   <w:num w:numId="9">
     <w:abstractNumId w:val="9"/>
@@ -9609,6 +9804,9 @@
   </w:num>
   <w:num w:numId="12">
     <w:abstractNumId w:val="3"/>
+  </w:num>
+  <w:num w:numId="13">
+    <w:abstractNumId w:val="11"/>
   </w:num>
 </w:numbering>
 </file>

--- a/ТЗ.docx
+++ b/ТЗ.docx
@@ -609,7 +609,6 @@
           <w:docPartUnique/>
         </w:docPartObj>
       </w:sdtPr>
-      <w:sdtEndPr/>
       <w:sdtContent>
         <w:p>
           <w:pPr>
@@ -3715,6 +3714,7 @@
       </w:r>
     </w:p>
     <w:p>
+      <w:bookmarkStart w:id="15" w:name="_Hlk214532663"/>
       <w:r>
         <w:t xml:space="preserve">Существуют следующие аналоги приложения: </w:t>
       </w:r>
@@ -4013,6 +4013,7 @@
         <w:t>, и предоставляет удобный веб-интерфейс. При этом она будет ориентирована на максимальную автоматизацию, высокое качество генерируемых тестов и интеграцию в процесс разработки без необходимости ручного программирования тестов.</w:t>
       </w:r>
     </w:p>
+    <w:bookmarkEnd w:id="15"/>
     <w:p>
       <w:pPr>
         <w:ind w:firstLine="0"/>
@@ -4020,30 +4021,21 @@
     </w:p>
     <w:p>
       <w:pPr>
-        <w:ind w:firstLine="0"/>
-      </w:pPr>
-    </w:p>
-    <w:p>
-      <w:pPr>
-        <w:ind w:firstLine="0"/>
-      </w:pPr>
-    </w:p>
-    <w:p/>
-    <w:p>
-      <w:pPr>
         <w:pStyle w:val="1"/>
         <w:rPr>
           <w:bCs/>
         </w:rPr>
       </w:pPr>
-      <w:bookmarkStart w:id="15" w:name="_Toc213602667"/>
+      <w:bookmarkStart w:id="16" w:name="_Toc213602667"/>
+      <w:bookmarkStart w:id="17" w:name="_GoBack"/>
+      <w:bookmarkEnd w:id="17"/>
       <w:r>
         <w:rPr>
           <w:bCs/>
         </w:rPr>
         <w:t>Требования к результатам разработки</w:t>
       </w:r>
-      <w:bookmarkEnd w:id="15"/>
+      <w:bookmarkEnd w:id="16"/>
     </w:p>
     <w:p>
       <w:r>
@@ -4057,14 +4049,14 @@
           <w:bCs/>
         </w:rPr>
       </w:pPr>
-      <w:bookmarkStart w:id="16" w:name="_Toc213602668"/>
+      <w:bookmarkStart w:id="18" w:name="_Toc213602668"/>
       <w:r>
         <w:rPr>
           <w:bCs/>
         </w:rPr>
         <w:t>Требования к функциональным характеристикам</w:t>
       </w:r>
-      <w:bookmarkEnd w:id="16"/>
+      <w:bookmarkEnd w:id="18"/>
     </w:p>
     <w:p>
       <w:r>
@@ -4378,14 +4370,14 @@
           <w:bCs/>
         </w:rPr>
       </w:pPr>
-      <w:bookmarkStart w:id="17" w:name="_Toc213602669"/>
+      <w:bookmarkStart w:id="19" w:name="_Toc213602669"/>
       <w:r>
         <w:rPr>
           <w:bCs/>
         </w:rPr>
         <w:t>Требования к показателям назначения</w:t>
       </w:r>
-      <w:bookmarkEnd w:id="17"/>
+      <w:bookmarkEnd w:id="19"/>
     </w:p>
     <w:p>
       <w:r>
@@ -4444,14 +4436,14 @@
           <w:bCs/>
         </w:rPr>
       </w:pPr>
-      <w:bookmarkStart w:id="18" w:name="_Toc213602670"/>
+      <w:bookmarkStart w:id="20" w:name="_Toc213602670"/>
       <w:r>
         <w:rPr>
           <w:bCs/>
         </w:rPr>
         <w:t>Требования к технологическому стеку</w:t>
       </w:r>
-      <w:bookmarkEnd w:id="18"/>
+      <w:bookmarkEnd w:id="20"/>
     </w:p>
     <w:p>
       <w:r>
@@ -4466,6 +4458,7 @@
           <w:lang w:val="en-US"/>
         </w:rPr>
       </w:pPr>
+      <w:bookmarkStart w:id="21" w:name="_Hlk214531248"/>
       <w:proofErr w:type="spellStart"/>
       <w:r>
         <w:t>Фронтенд</w:t>
@@ -4488,50 +4481,59 @@
       <w:pPr>
         <w:pStyle w:val="a"/>
         <w:ind w:left="645" w:hanging="360"/>
-        <w:rPr>
+      </w:pPr>
+      <w:r>
+        <w:t>Бэкенд</w:t>
+      </w:r>
+      <w:r>
+        <w:t xml:space="preserve">: </w:t>
+      </w:r>
+      <w:r>
+        <w:t>Язык</w:t>
+      </w:r>
+      <w:r>
+        <w:t xml:space="preserve"> </w:t>
+      </w:r>
+      <w:r>
+        <w:t>программирования</w:t>
+      </w:r>
+      <w:r>
+        <w:t xml:space="preserve"> </w:t>
+      </w:r>
+      <w:r>
+        <w:rPr>
+          <w:szCs w:val="24"/>
           <w:lang w:val="en-US"/>
         </w:rPr>
-      </w:pPr>
-      <w:r>
-        <w:t>Бэкенд</w:t>
-      </w:r>
-      <w:r>
-        <w:rPr>
+        <w:t>Python</w:t>
+      </w:r>
+      <w:r>
+        <w:rPr>
+          <w:szCs w:val="24"/>
+        </w:rPr>
+        <w:t xml:space="preserve"> </w:t>
+      </w:r>
+      <w:r>
+        <w:rPr>
+          <w:rFonts w:cs="Times New Roman"/>
+          <w:szCs w:val="24"/>
+        </w:rPr>
+        <w:t xml:space="preserve">с использованием фреймворка </w:t>
+      </w:r>
+      <w:r>
+        <w:rPr>
+          <w:rFonts w:cs="Times New Roman"/>
+          <w:szCs w:val="24"/>
           <w:lang w:val="en-US"/>
         </w:rPr>
-        <w:t xml:space="preserve">: </w:t>
-      </w:r>
-      <w:r>
-        <w:t>Язык</w:t>
-      </w:r>
-      <w:r>
-        <w:rPr>
-          <w:lang w:val="en-US"/>
-        </w:rPr>
-        <w:t xml:space="preserve"> </w:t>
-      </w:r>
-      <w:r>
-        <w:t>программирования</w:t>
-      </w:r>
-      <w:r>
-        <w:rPr>
-          <w:lang w:val="en-US"/>
-        </w:rPr>
-        <w:t xml:space="preserve"> Python (Django/</w:t>
-      </w:r>
-      <w:proofErr w:type="spellStart"/>
-      <w:r>
-        <w:rPr>
-          <w:lang w:val="en-US"/>
-        </w:rPr>
-        <w:t>FastAPI</w:t>
-      </w:r>
-      <w:proofErr w:type="spellEnd"/>
-      <w:r>
-        <w:rPr>
-          <w:lang w:val="en-US"/>
-        </w:rPr>
-        <w:t>);</w:t>
+        <w:t>Django</w:t>
+      </w:r>
+      <w:r>
+        <w:rPr>
+          <w:rFonts w:cs="Times New Roman"/>
+          <w:sz w:val="28"/>
+        </w:rPr>
+        <w:t>;</w:t>
       </w:r>
     </w:p>
     <w:p>
@@ -4591,16 +4593,17 @@
           <w:bCs/>
         </w:rPr>
       </w:pPr>
-      <w:bookmarkStart w:id="19" w:name="_Toc182318692"/>
-      <w:bookmarkStart w:id="20" w:name="_Toc213602671"/>
+      <w:bookmarkStart w:id="22" w:name="_Toc182318692"/>
+      <w:bookmarkStart w:id="23" w:name="_Toc213602671"/>
+      <w:bookmarkEnd w:id="21"/>
       <w:r>
         <w:rPr>
           <w:bCs/>
         </w:rPr>
         <w:t>Требования к пользовательскому интерфейсу</w:t>
       </w:r>
-      <w:bookmarkEnd w:id="19"/>
-      <w:bookmarkEnd w:id="20"/>
+      <w:bookmarkEnd w:id="22"/>
+      <w:bookmarkEnd w:id="23"/>
     </w:p>
     <w:p>
       <w:r>
@@ -6140,14 +6143,14 @@
           <w:bCs/>
         </w:rPr>
       </w:pPr>
-      <w:bookmarkStart w:id="21" w:name="_Toc213602672"/>
+      <w:bookmarkStart w:id="24" w:name="_Toc213602672"/>
       <w:r>
         <w:rPr>
           <w:bCs/>
         </w:rPr>
         <w:t>Требования к видам обеспечения</w:t>
       </w:r>
-      <w:bookmarkEnd w:id="21"/>
+      <w:bookmarkEnd w:id="24"/>
     </w:p>
     <w:p>
       <w:r>
@@ -6161,14 +6164,14 @@
           <w:bCs/>
         </w:rPr>
       </w:pPr>
-      <w:bookmarkStart w:id="22" w:name="_Toc213602673"/>
+      <w:bookmarkStart w:id="25" w:name="_Toc213602673"/>
       <w:r>
         <w:rPr>
           <w:bCs/>
         </w:rPr>
         <w:t>Требования к математическому обеспечению</w:t>
       </w:r>
-      <w:bookmarkEnd w:id="22"/>
+      <w:bookmarkEnd w:id="25"/>
     </w:p>
     <w:p>
       <w:r>
@@ -6466,14 +6469,14 @@
           <w:bCs/>
         </w:rPr>
       </w:pPr>
-      <w:bookmarkStart w:id="23" w:name="_Toc213602674"/>
+      <w:bookmarkStart w:id="26" w:name="_Toc213602674"/>
       <w:r>
         <w:rPr>
           <w:bCs/>
         </w:rPr>
         <w:t>Требования к информационному обеспечению</w:t>
       </w:r>
-      <w:bookmarkEnd w:id="23"/>
+      <w:bookmarkEnd w:id="26"/>
     </w:p>
     <w:p>
       <w:r>
@@ -6533,14 +6536,14 @@
           <w:bCs/>
         </w:rPr>
       </w:pPr>
-      <w:bookmarkStart w:id="24" w:name="_Toc213602675"/>
+      <w:bookmarkStart w:id="27" w:name="_Toc213602675"/>
       <w:r>
         <w:rPr>
           <w:bCs/>
         </w:rPr>
         <w:t>Требования к метрологическому обеспечению</w:t>
       </w:r>
-      <w:bookmarkEnd w:id="24"/>
+      <w:bookmarkEnd w:id="27"/>
     </w:p>
     <w:p>
       <w:r>
@@ -6554,14 +6557,14 @@
           <w:bCs/>
         </w:rPr>
       </w:pPr>
-      <w:bookmarkStart w:id="25" w:name="_Toc213602676"/>
+      <w:bookmarkStart w:id="28" w:name="_Toc213602676"/>
       <w:r>
         <w:rPr>
           <w:bCs/>
         </w:rPr>
         <w:t>Требования к техническому обеспечению</w:t>
       </w:r>
-      <w:bookmarkEnd w:id="25"/>
+      <w:bookmarkEnd w:id="28"/>
     </w:p>
     <w:p>
       <w:r>
@@ -6697,12 +6700,7 @@
         <w:pStyle w:val="a"/>
       </w:pPr>
       <w:r>
-        <w:t>наличие клави</w:t>
-      </w:r>
-      <w:bookmarkStart w:id="26" w:name="_GoBack"/>
-      <w:bookmarkEnd w:id="26"/>
-      <w:r>
-        <w:t>атуры и указательного устройства.</w:t>
+        <w:t>наличие клавиатуры и указательного устройства.</w:t>
       </w:r>
     </w:p>
     <w:p>
@@ -6712,14 +6710,14 @@
           <w:bCs/>
         </w:rPr>
       </w:pPr>
-      <w:bookmarkStart w:id="27" w:name="_Toc213602677"/>
+      <w:bookmarkStart w:id="29" w:name="_Toc213602677"/>
       <w:r>
         <w:rPr>
           <w:bCs/>
         </w:rPr>
         <w:t>Требования к надежности</w:t>
       </w:r>
-      <w:bookmarkEnd w:id="27"/>
+      <w:bookmarkEnd w:id="29"/>
     </w:p>
     <w:p>
       <w:r>
@@ -6779,14 +6777,14 @@
           <w:bCs/>
         </w:rPr>
       </w:pPr>
-      <w:bookmarkStart w:id="28" w:name="_Toc213602678"/>
+      <w:bookmarkStart w:id="30" w:name="_Toc213602678"/>
       <w:r>
         <w:rPr>
           <w:bCs/>
         </w:rPr>
         <w:t>Требования к безопасности</w:t>
       </w:r>
-      <w:bookmarkEnd w:id="28"/>
+      <w:bookmarkEnd w:id="30"/>
     </w:p>
     <w:p>
       <w:pPr>
@@ -6805,14 +6803,14 @@
           <w:bCs/>
         </w:rPr>
       </w:pPr>
-      <w:bookmarkStart w:id="29" w:name="_Toc213602679"/>
+      <w:bookmarkStart w:id="31" w:name="_Toc213602679"/>
       <w:r>
         <w:rPr>
           <w:bCs/>
         </w:rPr>
         <w:t>Требования к патентной чистоте</w:t>
       </w:r>
-      <w:bookmarkEnd w:id="29"/>
+      <w:bookmarkEnd w:id="31"/>
     </w:p>
     <w:p>
       <w:r>
@@ -6840,14 +6838,14 @@
           <w:bCs/>
         </w:rPr>
       </w:pPr>
-      <w:bookmarkStart w:id="30" w:name="_Toc213602680"/>
+      <w:bookmarkStart w:id="32" w:name="_Toc213602680"/>
       <w:r>
         <w:rPr>
           <w:bCs/>
         </w:rPr>
         <w:t>Требования к перспективам развития</w:t>
       </w:r>
-      <w:bookmarkEnd w:id="30"/>
+      <w:bookmarkEnd w:id="32"/>
     </w:p>
     <w:p>
       <w:r>
@@ -6912,14 +6910,14 @@
           <w:bCs/>
         </w:rPr>
       </w:pPr>
-      <w:bookmarkStart w:id="31" w:name="_Toc213602681"/>
+      <w:bookmarkStart w:id="33" w:name="_Toc213602681"/>
       <w:r>
         <w:rPr>
           <w:bCs/>
         </w:rPr>
         <w:t>Состав и содержание работ</w:t>
       </w:r>
-      <w:bookmarkEnd w:id="31"/>
+      <w:bookmarkEnd w:id="33"/>
     </w:p>
     <w:p>
       <w:r>
@@ -7043,14 +7041,14 @@
           <w:bCs/>
         </w:rPr>
       </w:pPr>
-      <w:bookmarkStart w:id="32" w:name="_Toc213602682"/>
+      <w:bookmarkStart w:id="34" w:name="_Toc213602682"/>
       <w:r>
         <w:rPr>
           <w:bCs/>
         </w:rPr>
         <w:t>Порядок разработки</w:t>
       </w:r>
-      <w:bookmarkEnd w:id="32"/>
+      <w:bookmarkEnd w:id="34"/>
       <w:r>
         <w:rPr>
           <w:bCs/>
@@ -8102,7 +8100,7 @@
           <w:bCs/>
         </w:rPr>
       </w:pPr>
-      <w:bookmarkStart w:id="33" w:name="_Toc213602683"/>
+      <w:bookmarkStart w:id="35" w:name="_Toc213602683"/>
       <w:r>
         <w:rPr>
           <w:bCs/>
@@ -8111,7 +8109,7 @@
       </w:r>
       <w:bookmarkEnd w:id="3"/>
       <w:bookmarkEnd w:id="4"/>
-      <w:bookmarkEnd w:id="33"/>
+      <w:bookmarkEnd w:id="35"/>
     </w:p>
     <w:p>
       <w:pPr>
@@ -8121,7 +8119,7 @@
           <w:szCs w:val="24"/>
         </w:rPr>
       </w:pPr>
-      <w:bookmarkStart w:id="34" w:name="_Hlk179972695"/>
+      <w:bookmarkStart w:id="36" w:name="_Hlk179972695"/>
       <w:r>
         <w:rPr>
           <w:rFonts w:cs="Times New Roman"/>
@@ -8190,7 +8188,7 @@
       <w:r>
         <w:t>ГОСТ 34.602−2020</w:t>
       </w:r>
-      <w:bookmarkEnd w:id="34"/>
+      <w:bookmarkEnd w:id="36"/>
       <w:r>
         <w:t>.</w:t>
       </w:r>
@@ -8212,14 +8210,14 @@
           <w:bCs/>
         </w:rPr>
       </w:pPr>
-      <w:bookmarkStart w:id="35" w:name="_Toc213602684"/>
+      <w:bookmarkStart w:id="37" w:name="_Toc213602684"/>
       <w:r>
         <w:rPr>
           <w:bCs/>
         </w:rPr>
         <w:t>Требования к приемно-сдаточным процедурам</w:t>
       </w:r>
-      <w:bookmarkEnd w:id="35"/>
+      <w:bookmarkEnd w:id="37"/>
     </w:p>
     <w:p>
       <w:r>
